--- a/public/templates/charge-nurse-resume-template.docx
+++ b/public/templates/charge-nurse-resume-template.docx
@@ -408,7 +408,7 @@
         <w:pStyle w:val="FirstParagraph"/>
       </w:pPr>
       <w:r>
-        <w:t xml:space="preserve">Want this done with you? Our base build reads your history, proposes role-relevant lines, and asks you to confirm each one. $49 one-time · adaptiveresume.com</w:t>
+        <w:t xml:space="preserve">Want this done with you? Our base build reads your history, proposes role-relevant lines, and asks you to confirm each one. From $79 for a 90-day pass · adaptiveresume.com</w:t>
       </w:r>
     </w:p>
     <w:bookmarkEnd w:id="16"/>

--- a/public/templates/charge-nurse-resume-template.docx
+++ b/public/templates/charge-nurse-resume-template.docx
@@ -408,7 +408,7 @@
         <w:pStyle w:val="FirstParagraph"/>
       </w:pPr>
       <w:r>
-        <w:t xml:space="preserve">Want this done with you? Our base build reads your history, proposes role-relevant lines, and asks you to confirm each one. From $79 for a 90-day pass · adaptiveresume.com</w:t>
+        <w:t xml:space="preserve">Want this done with you? Our base build reads your history, proposes role-relevant lines, and asks you to confirm each one. From $29, one payment · adaptiveresume.com</w:t>
       </w:r>
     </w:p>
     <w:bookmarkEnd w:id="16"/>

--- a/public/templates/charge-nurse-resume-template.docx
+++ b/public/templates/charge-nurse-resume-template.docx
@@ -408,7 +408,7 @@
         <w:pStyle w:val="FirstParagraph"/>
       </w:pPr>
       <w:r>
-        <w:t xml:space="preserve">Want this done with you? Our base build reads your history, proposes role-relevant lines, and asks you to confirm each one. From $29, one payment · adaptiveresume.com</w:t>
+        <w:t xml:space="preserve">Want this done with you? Our single resume build reads your history, proposes role-relevant lines, and asks you to confirm each one. Builds start at $29, paid once. adaptiveresume.com</w:t>
       </w:r>
     </w:p>
     <w:bookmarkEnd w:id="16"/>
